--- a/docs/fotobox_dokumentation.docx
+++ b/docs/fotobox_dokumentation.docx
@@ -32,25 +32,7 @@
           <w:color w:val="555555"/>
           <w:lang w:val="en-US"/>
         </w:rPr>
-        <w:t xml:space="preserve">Stand: </w:t>
-      </w:r>
-      <w:r>
-        <w:rPr>
-          <w:i/>
-          <w:iCs/>
-          <w:color w:val="555555"/>
-          <w:lang w:val="en-US"/>
-        </w:rPr>
-        <w:t>5. August</w:t>
-      </w:r>
-      <w:r>
-        <w:rPr>
-          <w:i/>
-          <w:iCs/>
-          <w:color w:val="555555"/>
-          <w:lang w:val="en-US"/>
-        </w:rPr>
-        <w:t xml:space="preserve"> 2026</w:t>
+        <w:t xml:space="preserve">Stand: 5. August 2026</w:t>
       </w:r>
     </w:p>
     <w:p>
@@ -651,12 +633,6 @@
                 <w:szCs w:val="19"/>
               </w:rPr>
               <w:t xml:space="preserve">GPIO-Auslöseimpuls (Optokoppler) und gphoto2-Download. Kurz vor dem eigentlichen Impuls wird der Ring dunkel geschaltet (keine Reflexionen in Brillen). Seit Sprint 11 läuft der gesamte Download im Hintergrund-Thread, damit Bildschirm und LED-Ring </w:t>
-            </w:r>
-            <w:r>
-              <w:rPr>
-                <w:sz w:val="19"/>
-                <w:szCs w:val="19"/>
-              </w:rPr>
               <w:lastRenderedPageBreak/>
               <w:t>währenddessen flüssig weiterlaufen: deutlich größerer Statustext, ein wanderndes Datei-Symbol zwischen Kamera- und Speicher-Symbol sowie ein von 9 über 12 bis 3 Uhr wandernder LED-Punkt, beide ungefähr synchron zur tatsächlichen Übertragungsdauer (siehe capture_timing.py).</w:t>
             </w:r>
@@ -1094,7 +1070,7 @@
         <w:spacing w:after="90"/>
       </w:pPr>
       <w:r>
-        <w:t>Bei korrekter PIN erscheint der Abschieds-Screen mit einer Sonnenuntergangs-Animation am LED-Ring (ca. 9 Sekunden, led_shutdown.py); danach führt die App shutdown -h now aus.</w:t>
+        <w:t>Bei korrekter PIN erscheint das Service-/Admin-Menü (siehe eigenes Kapitel) — die PIN schützt damit alle Wartungsfunktionen, nicht nur das Herunterfahren. Erst der Menüpunkt „Herunterfahren“ dort führt (nach einer zusätzlichen Sicherheitsabfrage) zum Abschieds-Screen mit einer Sonnenuntergangs-Animation am LED-Ring (ca. 9 Sekunden, led_shutdown.py); danach führt die App shutdown -h now aus.</w:t>
       </w:r>
     </w:p>
     <w:p>
@@ -1273,7 +1249,7 @@
         <w:spacing w:after="160"/>
       </w:pPr>
       <w:r>
-        <w:t>app_with_hw.py läuft ohnehin als root, daher genügt der direkte shutdown-Aufruf; die restriktive sudoers-Regel muss dafür nicht erweitert werden. Ein während der Entwicklung genutzter Debug-Hotkey wurde für den Produktivbetrieb bewusst wieder entfernt, damit im Code keine Abkürzung in den Shutdown-Pfad verbleibt. Der einzige Weg ist Geste, dann PIN, dann Sperre.</w:t>
+        <w:t>app.py läuft ohnehin als root, daher genügt der direkte shutdown-Aufruf; die restriktive sudoers-Regel muss dafür nicht erweitert werden. Ein während der Entwicklung genutzter Debug-Hotkey wurde für den Produktivbetrieb bewusst wieder entfernt, damit im Code keine Abkürzung in den Shutdown-Pfad verbleibt. Der einzige Weg ist Geste, dann PIN, dann Sperre.</w:t>
       </w:r>
     </w:p>
     <w:p>
@@ -1289,7 +1265,7 @@
         <w:spacing w:after="160"/>
       </w:pPr>
       <w:r>
-        <w:t>Über die versteckte Geste plus PIN erreichbar (siehe voriges Kapitel). Sieben Punkte im festen 2×4-Raster (seit Sprint 11 — vorher 2×3, siehe „Kamera-Einstellungen“ unten; die neue Zeile wurde bewusst oberhalb von „Zurück“/„Alle Bilder löschen“ eingefügt, damit deren Eck-Platzierung unverändert bleibt), zentral definiert in admin_menu.py (Beschriftung, Rasterposition, Farbe und ausgelöstes Event an einer Stelle, damit Renderer und Treffererkennung nicht auseinanderlaufen können).</w:t>
+        <w:t>Über die versteckte Geste plus PIN erreichbar (siehe voriges Kapitel). Acht Punkte im festen 2×4-Raster (seit Sprint 11 — vorher 2×3, siehe „Kamera-Einstellungen“/„Veranstaltungsdaten“ unten; die neue Zeile wurde bewusst oberhalb von „Zurück“/„Alle Bilder löschen“ eingefügt, damit deren Eck-Platzierung unverändert bleibt), zentral definiert in admin_menu.py (Beschriftung, Rasterposition, Farbe und ausgelöstes Event an einer Stelle, damit Renderer und Treffererkennung nicht auseinanderlaufen können).</w:t>
       </w:r>
     </w:p>
     <w:tbl>
@@ -1527,7 +1503,7 @@
                 <w:sz w:val="19"/>
                 <w:szCs w:val="19"/>
               </w:rPr>
-              <w:t>Bestätigter Poweroff (siehe voriges Kapitel).</w:t>
+              <w:t>Sicherheitsabfrage („Fotobox wirklich herunterfahren?“, Nein/Ja) vor dem Poweroff — erst danach folgt die (nicht mehr abbrechbare) Abschieds-Animation aus dem vorigen Kapitel; siehe Abschnitt „Sicherheitsabfrage vor dem Herunterfahren“ unten.</w:t>
             </w:r>
           </w:p>
         </w:tc>
@@ -1569,7 +1545,7 @@
                 <w:sz w:val="19"/>
                 <w:szCs w:val="19"/>
               </w:rPr>
-              <w:t>NEU (Sprint 11): ISO und Blende direkt über die bestehende USB-Verbindung anpassen (hw_camera_settings_provider.py), ohne die Kamera aus dem Gehäuse zu nehmen, Kabel zu lösen und danach neu auszurichten. Gültige Werte werden live von der Kamera gelesen (abhängig vom montierten Objektiv), die Kamera muss im Modus M stehen.</w:t>
+              <w:t>Kamera-Menü 2.0: zweiseitiges Menü („Belichtung“: ISO, Blende, Belichtungskorrektur, Belichtungsmessfeld; „Sonstiges“: Weißabgleich, Bildqualität, Bildgröße, Aufnahmebetrieb) direkt über die bestehende USB-Verbindung anpassen (hw_camera_settings_provider.py), ohne die Kamera aus dem Gehäuse zu nehmen, Kabel zu lösen und danach neu auszurichten. Live-Vorschau läuft während der gesamten Menüzeit mit; „Speichern“ übernimmt die Werte, „Abbrechen“ stellt den beim Öffnen aktiven Stand wieder her. Gültige Werte werden live von der Kamera gelesen (abhängig vom montierten Objektiv), die Kamera sollte im Modus A (Zeitautomatik) oder M stehen.</w:t>
             </w:r>
           </w:p>
         </w:tc>
@@ -1591,7 +1567,7 @@
                 <w:sz w:val="19"/>
                 <w:szCs w:val="19"/>
               </w:rPr>
-              <w:t>Zurück</w:t>
+              <w:t>Veranstaltungsdaten</w:t>
             </w:r>
           </w:p>
         </w:tc>
@@ -1611,7 +1587,7 @@
                 <w:sz w:val="19"/>
                 <w:szCs w:val="19"/>
               </w:rPr>
-              <w:t>Zurück ins Hauptmenü.</w:t>
+              <w:t>Titel, Foto-Präfix, Gäste-WLAN-SSID/-Passwort, Hauptmenü-Willkommenstext sowie die QR-Code-/Galerie-Schalter bearbeiten (ADMIN_EVENT_SETTINGS) — Entwurf mit „Speichern“/„Abbrechen“, eine „Standardwerte“-Taste füllt den Entwurf mit den Werten aus event_config_example.json; Änderungen wirken erst nach einem Neustart der App.</w:t>
             </w:r>
           </w:p>
         </w:tc>
@@ -1633,6 +1609,48 @@
                 <w:sz w:val="19"/>
                 <w:szCs w:val="19"/>
               </w:rPr>
+              <w:t>Zurück</w:t>
+            </w:r>
+          </w:p>
+        </w:tc>
+        <w:tc>
+          <w:tcPr>
+            <w:tcW w:w="6500" w:type="dxa"/>
+            <w:tcMar>
+              <w:top w:w="60" w:type="dxa"/>
+              <w:left w:w="100" w:type="dxa"/>
+              <w:bottom w:w="60" w:type="dxa"/>
+              <w:right w:w="100" w:type="dxa"/>
+            </w:tcMar>
+          </w:tcPr>
+          <w:p>
+            <w:r>
+              <w:rPr>
+                <w:sz w:val="19"/>
+                <w:szCs w:val="19"/>
+              </w:rPr>
+              <w:t>Zurück ins Hauptmenü.</w:t>
+            </w:r>
+          </w:p>
+        </w:tc>
+      </w:tr>
+      <w:tr>
+        <w:tc>
+          <w:tcPr>
+            <w:tcW w:w="2800" w:type="dxa"/>
+            <w:tcMar>
+              <w:top w:w="60" w:type="dxa"/>
+              <w:left w:w="100" w:type="dxa"/>
+              <w:bottom w:w="60" w:type="dxa"/>
+              <w:right w:w="100" w:type="dxa"/>
+            </w:tcMar>
+          </w:tcPr>
+          <w:p>
+            <w:r>
+              <w:rPr>
+                <w:sz w:val="19"/>
+                <w:szCs w:val="19"/>
+              </w:rPr>
               <w:t>Alle Bilder löschen</w:t>
             </w:r>
           </w:p>
@@ -1659,6 +1677,30 @@
         </w:tc>
       </w:tr>
     </w:tbl>
+    <w:p>
+      <w:pPr>
+        <w:pStyle w:val="berschrift2"/>
+      </w:pPr>
+      <w:r>
+        <w:t>Sicherheitsabfrage vor dem Herunterfahren</w:t>
+      </w:r>
+    </w:p>
+    <w:p>
+      <w:pPr>
+        <w:spacing w:after="160"/>
+      </w:pPr>
+      <w:r>
+        <w:t>Anlass: Bei einem ersten Live-Test auf dem Pi wurde versehentlich der Menüpunkt „Herunterfahren“ im Service-Menü angetippt — die Fotobox ist daraufhin sofort und unabbrechbar heruntergefahren, der bisherige Ablauf sprang direkt in die nicht abbrechbare Abschieds-Animation.</w:t>
+      </w:r>
+    </w:p>
+    <w:p>
+      <w:pPr>
+        <w:spacing w:after="160"/>
+      </w:pPr>
+      <w:r>
+        <w:t>Der neue Zustand ADMIN_SHUTDOWN_CONFIRM fragt jetzt zuerst „Fotobox wirklich herunterfahren?“ mit „Nein, abbrechen“ und „Ja, herunterfahren“ (gleiche Farbgebung/Anordnung wie die bestehende „Alle Bilder löschen“-Sicherheitsabfrage: Nein neutral-grau links, Ja rot rechts). Nur „Ja“ führt zum bisherigen Abschieds-Bildschirm; Nein, Zurück oder Untätigkeit (Idle-Timeout) führen zurück ins Service-Menü, ohne herunterzufahren.</w:t>
+      </w:r>
+    </w:p>
     <w:p>
       <w:pPr>
         <w:pStyle w:val="berschrift2"/>
@@ -2230,12 +2272,6 @@
                 <w:szCs w:val="19"/>
               </w:rPr>
               <w:t>Keine neuen Aufnahmen mehr möglich (Sperre auf MAIN_MENU und GALLERY_EMPTY); Bildschirm zeigt einen blinkenden roten Rahmen mit dem Text „ACHTUNG: Bitte Techniker rufen!“, LED-</w:t>
-            </w:r>
-            <w:r>
-              <w:rPr>
-                <w:sz w:val="19"/>
-                <w:szCs w:val="19"/>
-              </w:rPr>
               <w:lastRenderedPageBreak/>
               <w:t>Ring erzwingt schnelles Rot-Blinken (5 Hz, derselbe Effekt wie ERROR_SCREEN).</w:t>
             </w:r>
@@ -2305,14 +2341,6 @@
           <w:lang w:val="en-US"/>
         </w:rPr>
         <w:t>cp event_config_example.json event_config.json</w:t>
-      </w:r>
-      <w:r>
-        <w:rPr>
-          <w:rFonts w:ascii="Consolas" w:eastAsia="Consolas" w:hAnsi="Consolas" w:cs="Consolas"/>
-          <w:sz w:val="19"/>
-          <w:szCs w:val="19"/>
-          <w:lang w:val="en-US"/>
-        </w:rPr>
         <w:br/>
         <w:t>nano event_config.json</w:t>
       </w:r>
@@ -2330,44 +2358,12 @@
           <w:lang w:val="en-US"/>
         </w:rPr>
         <w:t>{</w:t>
-      </w:r>
-      <w:r>
-        <w:rPr>
-          <w:rFonts w:ascii="Consolas" w:eastAsia="Consolas" w:hAnsi="Consolas" w:cs="Consolas"/>
-          <w:sz w:val="19"/>
-          <w:szCs w:val="19"/>
-          <w:lang w:val="en-US"/>
-        </w:rPr>
         <w:br/>
         <w:t xml:space="preserve">  "event_title": "Minas Geburtstags-Fotobox",</w:t>
-      </w:r>
-      <w:r>
-        <w:rPr>
-          <w:rFonts w:ascii="Consolas" w:eastAsia="Consolas" w:hAnsi="Consolas" w:cs="Consolas"/>
-          <w:sz w:val="19"/>
-          <w:szCs w:val="19"/>
-          <w:lang w:val="en-US"/>
-        </w:rPr>
         <w:br/>
         <w:t xml:space="preserve">  "photo_prefix": "mina_",</w:t>
-      </w:r>
-      <w:r>
-        <w:rPr>
-          <w:rFonts w:ascii="Consolas" w:eastAsia="Consolas" w:hAnsi="Consolas" w:cs="Consolas"/>
-          <w:sz w:val="19"/>
-          <w:szCs w:val="19"/>
-          <w:lang w:val="en-US"/>
-        </w:rPr>
         <w:br/>
         <w:t xml:space="preserve">  "guest_wifi_password": "..."</w:t>
-      </w:r>
-      <w:r>
-        <w:rPr>
-          <w:rFonts w:ascii="Consolas" w:eastAsia="Consolas" w:hAnsi="Consolas" w:cs="Consolas"/>
-          <w:sz w:val="19"/>
-          <w:szCs w:val="19"/>
-          <w:lang w:val="en-US"/>
-        </w:rPr>
         <w:br/>
       </w:r>
       <w:r>
@@ -2653,7 +2649,7 @@
         <w:spacing w:after="160"/>
       </w:pPr>
       <w:r>
-        <w:t>Diese Tabelle bildet den tatsächlichen Code-Stand ab (app_with_hw.py::_sync_led / _sync_button_led, led_service.py, hw_led_provider.py) und wird bei jeder neuen LED-relevanten Änderung aktualisiert.</w:t>
+        <w:t>Diese Tabelle bildet den tatsächlichen Code-Stand ab (app.py::_sync_led / _sync_button_led, led_service.py, hw_led_provider.py) und wird bei jeder neuen LED-relevanten Änderung aktualisiert.</w:t>
       </w:r>
     </w:p>
     <w:tbl>
@@ -4328,31 +4324,10 @@
           <w:szCs w:val="19"/>
         </w:rPr>
         <w:t>sudo apt update</w:t>
-      </w:r>
-      <w:r>
-        <w:rPr>
-          <w:rFonts w:ascii="Consolas" w:eastAsia="Consolas" w:hAnsi="Consolas" w:cs="Consolas"/>
-          <w:sz w:val="19"/>
-          <w:szCs w:val="19"/>
-        </w:rPr>
         <w:br/>
         <w:t>sudo apt upgrade -y</w:t>
-      </w:r>
-      <w:r>
-        <w:rPr>
-          <w:rFonts w:ascii="Consolas" w:eastAsia="Consolas" w:hAnsi="Consolas" w:cs="Consolas"/>
-          <w:sz w:val="19"/>
-          <w:szCs w:val="19"/>
-        </w:rPr>
         <w:br/>
         <w:t>sudo apt install python3-pygame python3-qrcode python3-pil \</w:t>
-      </w:r>
-      <w:r>
-        <w:rPr>
-          <w:rFonts w:ascii="Consolas" w:eastAsia="Consolas" w:hAnsi="Consolas" w:cs="Consolas"/>
-          <w:sz w:val="19"/>
-          <w:szCs w:val="19"/>
-        </w:rPr>
         <w:br/>
         <w:t xml:space="preserve">    python3-gphoto2 libgphoto2-6 ufw -y</w:t>
       </w:r>
@@ -4386,7 +4361,7 @@
           <wp:inline distT="0" distB="0" distL="0" distR="0" wp14:anchorId="3B673B58" wp14:editId="4FBAB676">
             <wp:extent cx="4381500" cy="3276600"/>
             <wp:effectExtent l="0" t="0" r="0" b="0"/>
-            <wp:docPr id="1" name="Grafik 1" descr="Ein Bild, das Text, Screenshot, Software, Display enthält.&#10;&#10;KI-generierte Inhalte können fehlerhaft sein."/>
+            <wp:docPr id="1" name="Grafik 1" descr="Ein Bild, das Text, Screenshot, Software, Display enthält.  KI-generierte Inhalte können fehlerhaft sein."/>
             <wp:cNvGraphicFramePr>
               <a:graphicFrameLocks xmlns:a="http://schemas.openxmlformats.org/drawingml/2006/main" noChangeAspect="1"/>
             </wp:cNvGraphicFramePr>
@@ -4394,7 +4369,7 @@
               <a:graphicData uri="http://schemas.openxmlformats.org/drawingml/2006/picture">
                 <pic:pic xmlns:pic="http://schemas.openxmlformats.org/drawingml/2006/picture">
                   <pic:nvPicPr>
-                    <pic:cNvPr id="1" name="Grafik 1" descr="Ein Bild, das Text, Screenshot, Software, Display enthält.&#10;&#10;KI-generierte Inhalte können fehlerhaft sein."/>
+                    <pic:cNvPr id="1" name="Grafik 1" descr="Ein Bild, das Text, Screenshot, Software, Display enthält.  KI-generierte Inhalte können fehlerhaft sein."/>
                     <pic:cNvPicPr>
                       <a:picLocks noChangeAspect="1" noChangeArrowheads="1"/>
                     </pic:cNvPicPr>
@@ -4502,7 +4477,7 @@
           <wp:inline distT="0" distB="0" distL="0" distR="0" wp14:anchorId="30908F00" wp14:editId="48F6ABCD">
             <wp:extent cx="4381500" cy="3038475"/>
             <wp:effectExtent l="0" t="0" r="0" b="0"/>
-            <wp:docPr id="1523891900" name="Grafik 1523891900" descr="Ein Bild, das Text, Screenshot, Software, Multimedia-Software enthält.&#10;&#10;KI-generierte Inhalte können fehlerhaft sein."/>
+            <wp:docPr id="1523891900" name="Grafik 1523891900" descr="Ein Bild, das Text, Screenshot, Software, Multimedia-Software enthält.  KI-generierte Inhalte können fehlerhaft sein."/>
             <wp:cNvGraphicFramePr>
               <a:graphicFrameLocks xmlns:a="http://schemas.openxmlformats.org/drawingml/2006/main" noChangeAspect="1"/>
             </wp:cNvGraphicFramePr>
@@ -4510,7 +4485,7 @@
               <a:graphicData uri="http://schemas.openxmlformats.org/drawingml/2006/picture">
                 <pic:pic xmlns:pic="http://schemas.openxmlformats.org/drawingml/2006/picture">
                   <pic:nvPicPr>
-                    <pic:cNvPr id="1523891900" name="Grafik 1523891900" descr="Ein Bild, das Text, Screenshot, Software, Multimedia-Software enthält.&#10;&#10;KI-generierte Inhalte können fehlerhaft sein."/>
+                    <pic:cNvPr id="1523891900" name="Grafik 1523891900" descr="Ein Bild, das Text, Screenshot, Software, Multimedia-Software enthält.  KI-generierte Inhalte können fehlerhaft sein."/>
                     <pic:cNvPicPr>
                       <a:picLocks noChangeAspect="1" noChangeArrowheads="1"/>
                     </pic:cNvPicPr>
@@ -4582,13 +4557,6 @@
           <w:szCs w:val="19"/>
         </w:rPr>
         <w:t># Bluetooth komplett deaktivieren</w:t>
-      </w:r>
-      <w:r>
-        <w:rPr>
-          <w:rFonts w:ascii="Consolas" w:eastAsia="Consolas" w:hAnsi="Consolas" w:cs="Consolas"/>
-          <w:sz w:val="19"/>
-          <w:szCs w:val="19"/>
-        </w:rPr>
         <w:br/>
         <w:t>dtoverlay=disable-bt</w:t>
       </w:r>
@@ -4723,14 +4691,6 @@
           <w:lang w:val="en-US"/>
         </w:rPr>
         <w:t>sudo systemctl stop wayvnc</w:t>
-      </w:r>
-      <w:r>
-        <w:rPr>
-          <w:rFonts w:ascii="Consolas" w:eastAsia="Consolas" w:hAnsi="Consolas" w:cs="Consolas"/>
-          <w:sz w:val="19"/>
-          <w:szCs w:val="19"/>
-          <w:lang w:val="en-US"/>
-        </w:rPr>
         <w:br/>
         <w:t>sudo systemctl disable wayvnc</w:t>
       </w:r>
@@ -4765,34 +4725,10 @@
           <w:lang w:val="en-US"/>
         </w:rPr>
         <w:t># Fix für grauen VNC-Bildschirm bei Headless-Boot</w:t>
-      </w:r>
-      <w:r>
-        <w:rPr>
-          <w:rFonts w:ascii="Consolas" w:eastAsia="Consolas" w:hAnsi="Consolas" w:cs="Consolas"/>
-          <w:sz w:val="19"/>
-          <w:szCs w:val="19"/>
-          <w:lang w:val="en-US"/>
-        </w:rPr>
         <w:br/>
         <w:t>hdmi_force_hotplug=1</w:t>
-      </w:r>
-      <w:r>
-        <w:rPr>
-          <w:rFonts w:ascii="Consolas" w:eastAsia="Consolas" w:hAnsi="Consolas" w:cs="Consolas"/>
-          <w:sz w:val="19"/>
-          <w:szCs w:val="19"/>
-          <w:lang w:val="en-US"/>
-        </w:rPr>
         <w:br/>
         <w:t>hdmi_group=2</w:t>
-      </w:r>
-      <w:r>
-        <w:rPr>
-          <w:rFonts w:ascii="Consolas" w:eastAsia="Consolas" w:hAnsi="Consolas" w:cs="Consolas"/>
-          <w:sz w:val="19"/>
-          <w:szCs w:val="19"/>
-          <w:lang w:val="en-US"/>
-        </w:rPr>
         <w:br/>
         <w:t>hdmi_mode=82</w:t>
       </w:r>
@@ -5881,7 +5817,7 @@
           <wp:inline distT="0" distB="0" distL="0" distR="0" wp14:anchorId="63AE1671" wp14:editId="3A29B6A2">
             <wp:extent cx="4762500" cy="2733675"/>
             <wp:effectExtent l="0" t="0" r="0" b="0"/>
-            <wp:docPr id="1585162868" name="Grafik 1585162868" descr="Ein Bild, das Text, Zahl enthält.&#10;&#10;KI-generierte Inhalte können fehlerhaft sein."/>
+            <wp:docPr id="1585162868" name="Grafik 1585162868" descr="Ein Bild, das Text, Zahl enthält.  KI-generierte Inhalte können fehlerhaft sein."/>
             <wp:cNvGraphicFramePr>
               <a:graphicFrameLocks xmlns:a="http://schemas.openxmlformats.org/drawingml/2006/main" noChangeAspect="1"/>
             </wp:cNvGraphicFramePr>
@@ -5889,7 +5825,7 @@
               <a:graphicData uri="http://schemas.openxmlformats.org/drawingml/2006/picture">
                 <pic:pic xmlns:pic="http://schemas.openxmlformats.org/drawingml/2006/picture">
                   <pic:nvPicPr>
-                    <pic:cNvPr id="1585162868" name="Grafik 1585162868" descr="Ein Bild, das Text, Zahl enthält.&#10;&#10;KI-generierte Inhalte können fehlerhaft sein."/>
+                    <pic:cNvPr id="1585162868" name="Grafik 1585162868" descr="Ein Bild, das Text, Zahl enthält.  KI-generierte Inhalte können fehlerhaft sein."/>
                     <pic:cNvPicPr>
                       <a:picLocks noChangeAspect="1" noChangeArrowheads="1"/>
                     </pic:cNvPicPr>
@@ -6006,30 +5942,9 @@
           <w:szCs w:val="19"/>
         </w:rPr>
         <w:t>GPIO 15 (Pin 10) --[interner Pull-up]--&gt; Taster-Pin 1</w:t>
-      </w:r>
-      <w:r>
-        <w:rPr>
-          <w:rFonts w:ascii="Consolas" w:eastAsia="Consolas" w:hAnsi="Consolas" w:cs="Consolas"/>
-          <w:sz w:val="19"/>
-          <w:szCs w:val="19"/>
-        </w:rPr>
         <w:br/>
         <w:t>GND (Pin 14)     ------------------------&gt; Taster-Pin 2</w:t>
-      </w:r>
-      <w:r>
-        <w:rPr>
-          <w:rFonts w:ascii="Consolas" w:eastAsia="Consolas" w:hAnsi="Consolas" w:cs="Consolas"/>
-          <w:sz w:val="19"/>
-          <w:szCs w:val="19"/>
-        </w:rPr>
-        <w:br/>
-      </w:r>
-      <w:r>
-        <w:rPr>
-          <w:rFonts w:ascii="Consolas" w:eastAsia="Consolas" w:hAnsi="Consolas" w:cs="Consolas"/>
-          <w:sz w:val="19"/>
-          <w:szCs w:val="19"/>
-        </w:rPr>
+        <w:br/>
         <w:br/>
         <w:t>-&gt; Druck zieht GPIO 15 auf LOW</w:t>
       </w:r>
@@ -6062,208 +5977,47 @@
           <w:szCs w:val="19"/>
         </w:rPr>
         <w:t>TO-92 Gehaeuse (flache Seite vorn)</w:t>
-      </w:r>
-      <w:r>
-        <w:rPr>
-          <w:rFonts w:ascii="Consolas" w:eastAsia="Consolas" w:hAnsi="Consolas" w:cs="Consolas"/>
-          <w:sz w:val="19"/>
-          <w:szCs w:val="19"/>
-        </w:rPr>
         <w:br/>
         <w:t xml:space="preserve">   .------.</w:t>
-      </w:r>
-      <w:r>
-        <w:rPr>
-          <w:rFonts w:ascii="Consolas" w:eastAsia="Consolas" w:hAnsi="Consolas" w:cs="Consolas"/>
-          <w:sz w:val="19"/>
-          <w:szCs w:val="19"/>
-        </w:rPr>
         <w:br/>
         <w:t xml:space="preserve">  /        \</w:t>
-      </w:r>
-      <w:r>
-        <w:rPr>
-          <w:rFonts w:ascii="Consolas" w:eastAsia="Consolas" w:hAnsi="Consolas" w:cs="Consolas"/>
-          <w:sz w:val="19"/>
-          <w:szCs w:val="19"/>
-        </w:rPr>
         <w:br/>
         <w:t xml:space="preserve"> |  BC547   |</w:t>
-      </w:r>
-      <w:r>
-        <w:rPr>
-          <w:rFonts w:ascii="Consolas" w:eastAsia="Consolas" w:hAnsi="Consolas" w:cs="Consolas"/>
-          <w:sz w:val="19"/>
-          <w:szCs w:val="19"/>
-        </w:rPr>
         <w:br/>
         <w:t xml:space="preserve"> |__________|</w:t>
-      </w:r>
-      <w:r>
-        <w:rPr>
-          <w:rFonts w:ascii="Consolas" w:eastAsia="Consolas" w:hAnsi="Consolas" w:cs="Consolas"/>
-          <w:sz w:val="19"/>
-          <w:szCs w:val="19"/>
-        </w:rPr>
         <w:br/>
         <w:t xml:space="preserve">    |  |  |</w:t>
-      </w:r>
-      <w:r>
-        <w:rPr>
-          <w:rFonts w:ascii="Consolas" w:eastAsia="Consolas" w:hAnsi="Consolas" w:cs="Consolas"/>
-          <w:sz w:val="19"/>
-          <w:szCs w:val="19"/>
-        </w:rPr>
         <w:br/>
         <w:t xml:space="preserve">    C  B  E</w:t>
-      </w:r>
-      <w:r>
-        <w:rPr>
-          <w:rFonts w:ascii="Consolas" w:eastAsia="Consolas" w:hAnsi="Consolas" w:cs="Consolas"/>
-          <w:sz w:val="19"/>
-          <w:szCs w:val="19"/>
-        </w:rPr>
         <w:br/>
         <w:t xml:space="preserve">    |  |  |</w:t>
-      </w:r>
-      <w:r>
-        <w:rPr>
-          <w:rFonts w:ascii="Consolas" w:eastAsia="Consolas" w:hAnsi="Consolas" w:cs="Consolas"/>
-          <w:sz w:val="19"/>
-          <w:szCs w:val="19"/>
-        </w:rPr>
         <w:br/>
         <w:t xml:space="preserve">    |  |  +---&gt; Emitter (E) --&gt; GND (Pin 34)</w:t>
-      </w:r>
-      <w:r>
-        <w:rPr>
-          <w:rFonts w:ascii="Consolas" w:eastAsia="Consolas" w:hAnsi="Consolas" w:cs="Consolas"/>
-          <w:sz w:val="19"/>
-          <w:szCs w:val="19"/>
-        </w:rPr>
         <w:br/>
         <w:t xml:space="preserve">    |  +------&gt; Basis (B) --&gt; [1 kOhm] --&gt; GPIO 16 (Pin 36)</w:t>
-      </w:r>
-      <w:r>
-        <w:rPr>
-          <w:rFonts w:ascii="Consolas" w:eastAsia="Consolas" w:hAnsi="Consolas" w:cs="Consolas"/>
-          <w:sz w:val="19"/>
-          <w:szCs w:val="19"/>
-        </w:rPr>
         <w:br/>
         <w:t xml:space="preserve">    +---------&gt; Kollektor (C) --&gt; Taster-LED Minuspol (-)</w:t>
-      </w:r>
-      <w:r>
-        <w:rPr>
-          <w:rFonts w:ascii="Consolas" w:eastAsia="Consolas" w:hAnsi="Consolas" w:cs="Consolas"/>
-          <w:sz w:val="19"/>
-          <w:szCs w:val="19"/>
-        </w:rPr>
-        <w:br/>
-      </w:r>
-      <w:r>
-        <w:rPr>
-          <w:rFonts w:ascii="Consolas" w:eastAsia="Consolas" w:hAnsi="Consolas" w:cs="Consolas"/>
-          <w:sz w:val="19"/>
-          <w:szCs w:val="19"/>
-        </w:rPr>
+        <w:br/>
         <w:br/>
         <w:t>Schaltplan-Logik:</w:t>
-      </w:r>
-      <w:r>
-        <w:rPr>
-          <w:rFonts w:ascii="Consolas" w:eastAsia="Consolas" w:hAnsi="Consolas" w:cs="Consolas"/>
-          <w:sz w:val="19"/>
-          <w:szCs w:val="19"/>
-        </w:rPr>
-        <w:br/>
-      </w:r>
-      <w:r>
-        <w:rPr>
-          <w:rFonts w:ascii="Consolas" w:eastAsia="Consolas" w:hAnsi="Consolas" w:cs="Consolas"/>
-          <w:sz w:val="19"/>
-          <w:szCs w:val="19"/>
-        </w:rPr>
+        <w:br/>
         <w:br/>
         <w:t>[Raspi 5V, Pin 4] ---------&gt; (+) [Taster-LED] (-)</w:t>
-      </w:r>
-      <w:r>
-        <w:rPr>
-          <w:rFonts w:ascii="Consolas" w:eastAsia="Consolas" w:hAnsi="Consolas" w:cs="Consolas"/>
-          <w:sz w:val="19"/>
-          <w:szCs w:val="19"/>
-        </w:rPr>
         <w:br/>
         <w:t xml:space="preserve">                                        |</w:t>
-      </w:r>
-      <w:r>
-        <w:rPr>
-          <w:rFonts w:ascii="Consolas" w:eastAsia="Consolas" w:hAnsi="Consolas" w:cs="Consolas"/>
-          <w:sz w:val="19"/>
-          <w:szCs w:val="19"/>
-        </w:rPr>
         <w:br/>
         <w:t xml:space="preserve">                                        v</w:t>
-      </w:r>
-      <w:r>
-        <w:rPr>
-          <w:rFonts w:ascii="Consolas" w:eastAsia="Consolas" w:hAnsi="Consolas" w:cs="Consolas"/>
-          <w:sz w:val="19"/>
-          <w:szCs w:val="19"/>
-        </w:rPr>
         <w:br/>
         <w:t xml:space="preserve">                                  (Kollektor C)</w:t>
-      </w:r>
-      <w:r>
-        <w:rPr>
-          <w:rFonts w:ascii="Consolas" w:eastAsia="Consolas" w:hAnsi="Consolas" w:cs="Consolas"/>
-          <w:sz w:val="19"/>
-          <w:szCs w:val="19"/>
-        </w:rPr>
-        <w:br/>
-      </w:r>
-      <w:r>
-        <w:rPr>
-          <w:rFonts w:ascii="Consolas" w:eastAsia="Consolas" w:hAnsi="Consolas" w:cs="Consolas"/>
-          <w:sz w:val="19"/>
-          <w:szCs w:val="19"/>
-        </w:rPr>
+        <w:br/>
         <w:br/>
         <w:t>[Raspi GPIO 16, Pin 36] ---&gt; [1 kOhm] ---&gt; (Basis B) [NPN-Transistor]</w:t>
-      </w:r>
-      <w:r>
-        <w:rPr>
-          <w:rFonts w:ascii="Consolas" w:eastAsia="Consolas" w:hAnsi="Consolas" w:cs="Consolas"/>
-          <w:sz w:val="19"/>
-          <w:szCs w:val="19"/>
-        </w:rPr>
         <w:br/>
         <w:t xml:space="preserve">                                                (Emitter E)</w:t>
-      </w:r>
-      <w:r>
-        <w:rPr>
-          <w:rFonts w:ascii="Consolas" w:eastAsia="Consolas" w:hAnsi="Consolas" w:cs="Consolas"/>
-          <w:sz w:val="19"/>
-          <w:szCs w:val="19"/>
-        </w:rPr>
         <w:br/>
         <w:t xml:space="preserve">                                                     |</w:t>
-      </w:r>
-      <w:r>
-        <w:rPr>
-          <w:rFonts w:ascii="Consolas" w:eastAsia="Consolas" w:hAnsi="Consolas" w:cs="Consolas"/>
-          <w:sz w:val="19"/>
-          <w:szCs w:val="19"/>
-        </w:rPr>
         <w:br/>
         <w:t xml:space="preserve">                                                     v</w:t>
-      </w:r>
-      <w:r>
-        <w:rPr>
-          <w:rFonts w:ascii="Consolas" w:eastAsia="Consolas" w:hAnsi="Consolas" w:cs="Consolas"/>
-          <w:sz w:val="19"/>
-          <w:szCs w:val="19"/>
-        </w:rPr>
         <w:br/>
         <w:t xml:space="preserve">                                          [Raspi GND, Pin 34]</w:t>
       </w:r>
@@ -6296,127 +6050,29 @@
           <w:szCs w:val="19"/>
         </w:rPr>
         <w:t>Raspberry Pi        OPTOKOPPLER (PC817)         Nikon D3300</w:t>
-      </w:r>
-      <w:r>
-        <w:rPr>
-          <w:rFonts w:ascii="Consolas" w:eastAsia="Consolas" w:hAnsi="Consolas" w:cs="Consolas"/>
-          <w:sz w:val="19"/>
-          <w:szCs w:val="19"/>
-        </w:rPr>
         <w:br/>
         <w:t xml:space="preserve">                        +--------+</w:t>
-      </w:r>
-      <w:r>
-        <w:rPr>
-          <w:rFonts w:ascii="Consolas" w:eastAsia="Consolas" w:hAnsi="Consolas" w:cs="Consolas"/>
-          <w:sz w:val="19"/>
-          <w:szCs w:val="19"/>
-        </w:rPr>
         <w:br/>
         <w:t>Pin 11 (GPIO17) -&gt; 220 Ohm -&gt; | 1    4 | ===&gt; Pin 5 (FOCUS) + Pin 6 (SHUTTER)</w:t>
-      </w:r>
-      <w:r>
-        <w:rPr>
-          <w:rFonts w:ascii="Consolas" w:eastAsia="Consolas" w:hAnsi="Consolas" w:cs="Consolas"/>
-          <w:sz w:val="19"/>
-          <w:szCs w:val="19"/>
-        </w:rPr>
         <w:br/>
         <w:t xml:space="preserve">                       |        |        (beide zusammengeloetet!)</w:t>
-      </w:r>
-      <w:r>
-        <w:rPr>
-          <w:rFonts w:ascii="Consolas" w:eastAsia="Consolas" w:hAnsi="Consolas" w:cs="Consolas"/>
-          <w:sz w:val="19"/>
-          <w:szCs w:val="19"/>
-        </w:rPr>
         <w:br/>
         <w:t>Pin 9 (GND) -----------------&gt; | 2    3 | ===&gt; Pin 3 (GND)</w:t>
-      </w:r>
-      <w:r>
-        <w:rPr>
-          <w:rFonts w:ascii="Consolas" w:eastAsia="Consolas" w:hAnsi="Consolas" w:cs="Consolas"/>
-          <w:sz w:val="19"/>
-          <w:szCs w:val="19"/>
-        </w:rPr>
         <w:br/>
         <w:t xml:space="preserve">                        +--------+</w:t>
-      </w:r>
-      <w:r>
-        <w:rPr>
-          <w:rFonts w:ascii="Consolas" w:eastAsia="Consolas" w:hAnsi="Consolas" w:cs="Consolas"/>
-          <w:sz w:val="19"/>
-          <w:szCs w:val="19"/>
-        </w:rPr>
-        <w:br/>
-      </w:r>
-      <w:r>
-        <w:rPr>
-          <w:rFonts w:ascii="Consolas" w:eastAsia="Consolas" w:hAnsi="Consolas" w:cs="Consolas"/>
-          <w:sz w:val="19"/>
-          <w:szCs w:val="19"/>
-        </w:rPr>
+        <w:br/>
         <w:br/>
         <w:t>Eingang Optokoppler:</w:t>
-      </w:r>
-      <w:r>
-        <w:rPr>
-          <w:rFonts w:ascii="Consolas" w:eastAsia="Consolas" w:hAnsi="Consolas" w:cs="Consolas"/>
-          <w:sz w:val="19"/>
-          <w:szCs w:val="19"/>
-        </w:rPr>
         <w:br/>
         <w:t xml:space="preserve">  Pi Pin 11 (GPIO17) -&gt; 220 Ohm -&gt; Optokoppler Pin 1</w:t>
-      </w:r>
-      <w:r>
-        <w:rPr>
-          <w:rFonts w:ascii="Consolas" w:eastAsia="Consolas" w:hAnsi="Consolas" w:cs="Consolas"/>
-          <w:sz w:val="19"/>
-          <w:szCs w:val="19"/>
-        </w:rPr>
         <w:br/>
         <w:t xml:space="preserve">  Pi Pin 9 (GND)     -&gt; Optokoppler Pin 2</w:t>
-      </w:r>
-      <w:r>
-        <w:rPr>
-          <w:rFonts w:ascii="Consolas" w:eastAsia="Consolas" w:hAnsi="Consolas" w:cs="Consolas"/>
-          <w:sz w:val="19"/>
-          <w:szCs w:val="19"/>
-        </w:rPr>
-        <w:br/>
-      </w:r>
-      <w:r>
-        <w:rPr>
-          <w:rFonts w:ascii="Consolas" w:eastAsia="Consolas" w:hAnsi="Consolas" w:cs="Consolas"/>
-          <w:sz w:val="19"/>
-          <w:szCs w:val="19"/>
-        </w:rPr>
-        <w:br/>
-      </w:r>
-      <w:r>
-        <w:rPr>
-          <w:rFonts w:ascii="Consolas" w:eastAsia="Consolas" w:hAnsi="Consolas" w:cs="Consolas"/>
-          <w:sz w:val="19"/>
-          <w:szCs w:val="19"/>
-        </w:rPr>
+        <w:br/>
+        <w:br/>
         <w:lastRenderedPageBreak/>
         <w:t>Ausgang Optokoppler:</w:t>
-      </w:r>
-      <w:r>
-        <w:rPr>
-          <w:rFonts w:ascii="Consolas" w:eastAsia="Consolas" w:hAnsi="Consolas" w:cs="Consolas"/>
-          <w:sz w:val="19"/>
-          <w:szCs w:val="19"/>
-        </w:rPr>
         <w:br/>
         <w:t xml:space="preserve">  Optokoppler Pin 4 -&gt; Nikon-Stecker Pin 5+6 (FOCUS + SHUTTER)</w:t>
-      </w:r>
-      <w:r>
-        <w:rPr>
-          <w:rFonts w:ascii="Consolas" w:eastAsia="Consolas" w:hAnsi="Consolas" w:cs="Consolas"/>
-          <w:sz w:val="19"/>
-          <w:szCs w:val="19"/>
-        </w:rPr>
         <w:br/>
         <w:t xml:space="preserve">  Optokoppler Pin 3 -&gt; Nikon-Stecker Pin 3 (GND)</w:t>
       </w:r>
@@ -6464,139 +6120,34 @@
           <w:szCs w:val="19"/>
         </w:rPr>
         <w:t>5V/5A Netzteil</w:t>
-      </w:r>
-      <w:r>
-        <w:rPr>
-          <w:rFonts w:ascii="Consolas" w:eastAsia="Consolas" w:hAnsi="Consolas" w:cs="Consolas"/>
-          <w:sz w:val="19"/>
-          <w:szCs w:val="19"/>
-        </w:rPr>
         <w:br/>
         <w:t>+--------+</w:t>
-      </w:r>
-      <w:r>
-        <w:rPr>
-          <w:rFonts w:ascii="Consolas" w:eastAsia="Consolas" w:hAnsi="Consolas" w:cs="Consolas"/>
-          <w:sz w:val="19"/>
-          <w:szCs w:val="19"/>
-        </w:rPr>
         <w:br/>
         <w:t>| +5V    |----[ Diode: 1N4001 ]----&gt; Ring: +5V / VCC</w:t>
-      </w:r>
-      <w:r>
-        <w:rPr>
-          <w:rFonts w:ascii="Consolas" w:eastAsia="Consolas" w:hAnsi="Consolas" w:cs="Consolas"/>
-          <w:sz w:val="19"/>
-          <w:szCs w:val="19"/>
-        </w:rPr>
         <w:br/>
         <w:t>|        |    (Kathode zeigt zum Ring!)</w:t>
-      </w:r>
-      <w:r>
-        <w:rPr>
-          <w:rFonts w:ascii="Consolas" w:eastAsia="Consolas" w:hAnsi="Consolas" w:cs="Consolas"/>
-          <w:sz w:val="19"/>
-          <w:szCs w:val="19"/>
-        </w:rPr>
         <w:br/>
         <w:t>|        |    [ Elko 470uF ] [ Kerko 100nF ] (parallel, am Ring)</w:t>
-      </w:r>
-      <w:r>
-        <w:rPr>
-          <w:rFonts w:ascii="Consolas" w:eastAsia="Consolas" w:hAnsi="Consolas" w:cs="Consolas"/>
-          <w:sz w:val="19"/>
-          <w:szCs w:val="19"/>
-        </w:rPr>
         <w:br/>
         <w:t>| GND    |----+</w:t>
-      </w:r>
-      <w:r>
-        <w:rPr>
-          <w:rFonts w:ascii="Consolas" w:eastAsia="Consolas" w:hAnsi="Consolas" w:cs="Consolas"/>
-          <w:sz w:val="19"/>
-          <w:szCs w:val="19"/>
-        </w:rPr>
         <w:br/>
         <w:t>+--------+    |</w:t>
-      </w:r>
-      <w:r>
-        <w:rPr>
-          <w:rFonts w:ascii="Consolas" w:eastAsia="Consolas" w:hAnsi="Consolas" w:cs="Consolas"/>
-          <w:sz w:val="19"/>
-          <w:szCs w:val="19"/>
-        </w:rPr>
         <w:br/>
         <w:t xml:space="preserve">              |</w:t>
-      </w:r>
-      <w:r>
-        <w:rPr>
-          <w:rFonts w:ascii="Consolas" w:eastAsia="Consolas" w:hAnsi="Consolas" w:cs="Consolas"/>
-          <w:sz w:val="19"/>
-          <w:szCs w:val="19"/>
-        </w:rPr>
         <w:br/>
         <w:t>Raspberry Pi 5|</w:t>
-      </w:r>
-      <w:r>
-        <w:rPr>
-          <w:rFonts w:ascii="Consolas" w:eastAsia="Consolas" w:hAnsi="Consolas" w:cs="Consolas"/>
-          <w:sz w:val="19"/>
-          <w:szCs w:val="19"/>
-        </w:rPr>
         <w:br/>
         <w:t>+--------+    |</w:t>
-      </w:r>
-      <w:r>
-        <w:rPr>
-          <w:rFonts w:ascii="Consolas" w:eastAsia="Consolas" w:hAnsi="Consolas" w:cs="Consolas"/>
-          <w:sz w:val="19"/>
-          <w:szCs w:val="19"/>
-        </w:rPr>
         <w:br/>
         <w:t>| GND    |----+----------------------------------&gt; Ring: GND</w:t>
-      </w:r>
-      <w:r>
-        <w:rPr>
-          <w:rFonts w:ascii="Consolas" w:eastAsia="Consolas" w:hAnsi="Consolas" w:cs="Consolas"/>
-          <w:sz w:val="19"/>
-          <w:szCs w:val="19"/>
-        </w:rPr>
         <w:br/>
         <w:t>| (Pin20)|</w:t>
-      </w:r>
-      <w:r>
-        <w:rPr>
-          <w:rFonts w:ascii="Consolas" w:eastAsia="Consolas" w:hAnsi="Consolas" w:cs="Consolas"/>
-          <w:sz w:val="19"/>
-          <w:szCs w:val="19"/>
-        </w:rPr>
         <w:br/>
         <w:t>|        |</w:t>
-      </w:r>
-      <w:r>
-        <w:rPr>
-          <w:rFonts w:ascii="Consolas" w:eastAsia="Consolas" w:hAnsi="Consolas" w:cs="Consolas"/>
-          <w:sz w:val="19"/>
-          <w:szCs w:val="19"/>
-        </w:rPr>
         <w:br/>
         <w:t>| GPIO10 |-----[ 220 Ohm ]------------------------&gt; Ring: DI (Data Input)</w:t>
-      </w:r>
-      <w:r>
-        <w:rPr>
-          <w:rFonts w:ascii="Consolas" w:eastAsia="Consolas" w:hAnsi="Consolas" w:cs="Consolas"/>
-          <w:sz w:val="19"/>
-          <w:szCs w:val="19"/>
-        </w:rPr>
         <w:br/>
         <w:t>| (Pin19)|</w:t>
-      </w:r>
-      <w:r>
-        <w:rPr>
-          <w:rFonts w:ascii="Consolas" w:eastAsia="Consolas" w:hAnsi="Consolas" w:cs="Consolas"/>
-          <w:sz w:val="19"/>
-          <w:szCs w:val="19"/>
-        </w:rPr>
         <w:br/>
         <w:t>+--------+</w:t>
       </w:r>
@@ -6672,7 +6223,7 @@
         <w:spacing w:after="90"/>
       </w:pPr>
       <w:r>
-        <w:t>Modus: M (Manuell)</w:t>
+        <w:t>Modus: A (Zeitautomatik) oder M (Manuell)</w:t>
       </w:r>
     </w:p>
     <w:p>
@@ -6739,7 +6290,7 @@
           <w:sz w:val="21"/>
           <w:szCs w:val="21"/>
         </w:rPr>
-        <w:t>Hinweis (Sprint 11): ISO und Blende lassen sich seither direkt über das Service-Menü („Kamera-Einstellungen“) über die bestehende USB-Verbindung anpassen, ohne die Kamera aus dem Gehäuse zu nehmen und Kabel zu lösen (siehe hw_camera_settings_provider.py sowie das Kapitel „Service-/Admin-Menü“). Voraussetzung bleibt weiterhin der Modus M; der gültige Blenden-Wertebereich hängt vom montierten Objektiv ab und wird live von der Kamera gelesen, nie hartkodiert.</w:t>
+        <w:t>Hinweis (Kamera-Menü 2.0): ISO, Blende und weitere Einstellungen (Belichtungskorrektur, Belichtungsmessfeld, Weißabgleich, Bildqualität, Bildgröße, Aufnahmebetrieb) lassen sich seither direkt über das zweiseitige Service-Menü („Kamera-Einstellungen“) über die bestehende USB-Verbindung anpassen, ohne die Kamera aus dem Gehäuse zu nehmen und Kabel zu lösen (siehe hw_camera_settings_provider.py sowie das Kapitel „Service-/Admin-Menü“). Empfohlen ist mittlerweile der Modus A (Zeitautomatik); M funktioniert ebenfalls. Der gültige Blenden-Wertebereich hängt vom montierten Objektiv ab und wird live von der Kamera gelesen, nie hartkodiert. Die D3300 unterstützt beim Belichtungsmessfeld keinen frei verschiebbaren Spotmess-Punkt, nur eine feste Center-Spot-Messung.</w:t>
       </w:r>
     </w:p>
     <w:p>
@@ -6763,7 +6314,7 @@
           <wp:inline distT="0" distB="0" distL="0" distR="0" wp14:anchorId="176C8A2C" wp14:editId="6D50328D">
             <wp:extent cx="3619500" cy="2714625"/>
             <wp:effectExtent l="0" t="0" r="0" b="0"/>
-            <wp:docPr id="1528579807" name="Grafik 1528579807" descr="Ein Bild, das Text, Screenshot, Multimedia-Software, Software enthält.&#10;&#10;KI-generierte Inhalte können fehlerhaft sein."/>
+            <wp:docPr id="1528579807" name="Grafik 1528579807" descr="Ein Bild, das Text, Screenshot, Multimedia-Software, Software enthält.  KI-generierte Inhalte können fehlerhaft sein."/>
             <wp:cNvGraphicFramePr>
               <a:graphicFrameLocks xmlns:a="http://schemas.openxmlformats.org/drawingml/2006/main" noChangeAspect="1"/>
             </wp:cNvGraphicFramePr>
@@ -6771,7 +6322,7 @@
               <a:graphicData uri="http://schemas.openxmlformats.org/drawingml/2006/picture">
                 <pic:pic xmlns:pic="http://schemas.openxmlformats.org/drawingml/2006/picture">
                   <pic:nvPicPr>
-                    <pic:cNvPr id="1528579807" name="Grafik 1528579807" descr="Ein Bild, das Text, Screenshot, Multimedia-Software, Software enthält.&#10;&#10;KI-generierte Inhalte können fehlerhaft sein."/>
+                    <pic:cNvPr id="1528579807" name="Grafik 1528579807" descr="Ein Bild, das Text, Screenshot, Multimedia-Software, Software enthält.  KI-generierte Inhalte können fehlerhaft sein."/>
                     <pic:cNvPicPr>
                       <a:picLocks noChangeAspect="1" noChangeArrowheads="1"/>
                     </pic:cNvPicPr>
@@ -6899,7 +6450,7 @@
           <wp:inline distT="0" distB="0" distL="0" distR="0" wp14:anchorId="4B2090BF" wp14:editId="38B032ED">
             <wp:extent cx="2095500" cy="4429125"/>
             <wp:effectExtent l="0" t="0" r="0" b="0"/>
-            <wp:docPr id="1386816165" name="Grafik 1386816165" descr="Ein Bild, das Text, Screenshot, Diagramm, Schrift enthält.&#10;&#10;KI-generierte Inhalte können fehlerhaft sein."/>
+            <wp:docPr id="1386816165" name="Grafik 1386816165" descr="Ein Bild, das Text, Screenshot, Diagramm, Schrift enthält.  KI-generierte Inhalte können fehlerhaft sein."/>
             <wp:cNvGraphicFramePr>
               <a:graphicFrameLocks xmlns:a="http://schemas.openxmlformats.org/drawingml/2006/main" noChangeAspect="1"/>
             </wp:cNvGraphicFramePr>
@@ -6907,7 +6458,7 @@
               <a:graphicData uri="http://schemas.openxmlformats.org/drawingml/2006/picture">
                 <pic:pic xmlns:pic="http://schemas.openxmlformats.org/drawingml/2006/picture">
                   <pic:nvPicPr>
-                    <pic:cNvPr id="1386816165" name="Grafik 1386816165" descr="Ein Bild, das Text, Screenshot, Diagramm, Schrift enthält.&#10;&#10;KI-generierte Inhalte können fehlerhaft sein."/>
+                    <pic:cNvPr id="1386816165" name="Grafik 1386816165" descr="Ein Bild, das Text, Screenshot, Diagramm, Schrift enthält.  KI-generierte Inhalte können fehlerhaft sein."/>
                     <pic:cNvPicPr>
                       <a:picLocks noChangeAspect="1" noChangeArrowheads="1"/>
                     </pic:cNvPicPr>
@@ -6980,7 +6531,7 @@
           <wp:inline distT="0" distB="0" distL="0" distR="0" wp14:anchorId="162BDCB2" wp14:editId="5A9E708F">
             <wp:extent cx="2667000" cy="1857375"/>
             <wp:effectExtent l="0" t="0" r="0" b="0"/>
-            <wp:docPr id="415783414" name="Grafik 415783414" descr="Ein Bild, das Gerät, Elektronisches Gerät, Multimedia, Text enthält.&#10;&#10;KI-generierte Inhalte können fehlerhaft sein."/>
+            <wp:docPr id="415783414" name="Grafik 415783414" descr="Ein Bild, das Gerät, Elektronisches Gerät, Multimedia, Text enthält.  KI-generierte Inhalte können fehlerhaft sein."/>
             <wp:cNvGraphicFramePr>
               <a:graphicFrameLocks xmlns:a="http://schemas.openxmlformats.org/drawingml/2006/main" noChangeAspect="1"/>
             </wp:cNvGraphicFramePr>
@@ -6988,7 +6539,7 @@
               <a:graphicData uri="http://schemas.openxmlformats.org/drawingml/2006/picture">
                 <pic:pic xmlns:pic="http://schemas.openxmlformats.org/drawingml/2006/picture">
                   <pic:nvPicPr>
-                    <pic:cNvPr id="415783414" name="Grafik 415783414" descr="Ein Bild, das Gerät, Elektronisches Gerät, Multimedia, Text enthält.&#10;&#10;KI-generierte Inhalte können fehlerhaft sein."/>
+                    <pic:cNvPr id="415783414" name="Grafik 415783414" descr="Ein Bild, das Gerät, Elektronisches Gerät, Multimedia, Text enthält.  KI-generierte Inhalte können fehlerhaft sein."/>
                     <pic:cNvPicPr>
                       <a:picLocks noChangeAspect="1" noChangeArrowheads="1"/>
                     </pic:cNvPicPr>
@@ -7029,7 +6580,7 @@
           <wp:inline distT="0" distB="0" distL="0" distR="0" wp14:anchorId="40BAB8E3" wp14:editId="0B50FC36">
             <wp:extent cx="2667000" cy="1943100"/>
             <wp:effectExtent l="0" t="0" r="0" b="0"/>
-            <wp:docPr id="26574583" name="Grafik 26574583" descr="Ein Bild, das Text, Screenshot, Spielstandanzeige, Zahl enthält.&#10;&#10;KI-generierte Inhalte können fehlerhaft sein."/>
+            <wp:docPr id="26574583" name="Grafik 26574583" descr="Ein Bild, das Text, Screenshot, Spielstandanzeige, Zahl enthält.  KI-generierte Inhalte können fehlerhaft sein."/>
             <wp:cNvGraphicFramePr>
               <a:graphicFrameLocks xmlns:a="http://schemas.openxmlformats.org/drawingml/2006/main" noChangeAspect="1"/>
             </wp:cNvGraphicFramePr>
@@ -7037,7 +6588,7 @@
               <a:graphicData uri="http://schemas.openxmlformats.org/drawingml/2006/picture">
                 <pic:pic xmlns:pic="http://schemas.openxmlformats.org/drawingml/2006/picture">
                   <pic:nvPicPr>
-                    <pic:cNvPr id="26574583" name="Grafik 26574583" descr="Ein Bild, das Text, Screenshot, Spielstandanzeige, Zahl enthält.&#10;&#10;KI-generierte Inhalte können fehlerhaft sein."/>
+                    <pic:cNvPr id="26574583" name="Grafik 26574583" descr="Ein Bild, das Text, Screenshot, Spielstandanzeige, Zahl enthält.  KI-generierte Inhalte können fehlerhaft sein."/>
                     <pic:cNvPicPr>
                       <a:picLocks noChangeAspect="1" noChangeArrowheads="1"/>
                     </pic:cNvPicPr>
@@ -7111,7 +6662,7 @@
           <wp:inline distT="0" distB="0" distL="0" distR="0" wp14:anchorId="61AB80DB" wp14:editId="3CE86A6D">
             <wp:extent cx="2857500" cy="2000250"/>
             <wp:effectExtent l="0" t="0" r="0" b="0"/>
-            <wp:docPr id="260381689" name="Grafik 260381689" descr="Ein Bild, das Auto, Kamera enthält.&#10;&#10;KI-generierte Inhalte können fehlerhaft sein."/>
+            <wp:docPr id="260381689" name="Grafik 260381689" descr="Ein Bild, das Auto, Kamera enthält.  KI-generierte Inhalte können fehlerhaft sein."/>
             <wp:cNvGraphicFramePr>
               <a:graphicFrameLocks xmlns:a="http://schemas.openxmlformats.org/drawingml/2006/main" noChangeAspect="1"/>
             </wp:cNvGraphicFramePr>
@@ -7119,7 +6670,7 @@
               <a:graphicData uri="http://schemas.openxmlformats.org/drawingml/2006/picture">
                 <pic:pic xmlns:pic="http://schemas.openxmlformats.org/drawingml/2006/picture">
                   <pic:nvPicPr>
-                    <pic:cNvPr id="260381689" name="Grafik 260381689" descr="Ein Bild, das Auto, Kamera enthält.&#10;&#10;KI-generierte Inhalte können fehlerhaft sein."/>
+                    <pic:cNvPr id="260381689" name="Grafik 260381689" descr="Ein Bild, das Auto, Kamera enthält.  KI-generierte Inhalte können fehlerhaft sein."/>
                     <pic:cNvPicPr>
                       <a:picLocks noChangeAspect="1" noChangeArrowheads="1"/>
                     </pic:cNvPicPr>
@@ -7184,7 +6735,7 @@
           <wp:inline distT="0" distB="0" distL="0" distR="0" wp14:anchorId="10CF27A0" wp14:editId="3B47A406">
             <wp:extent cx="2857500" cy="1962150"/>
             <wp:effectExtent l="0" t="0" r="0" b="0"/>
-            <wp:docPr id="301401528" name="Grafik 301401528" descr="Ein Bild, das Gamecontroller, Joystick, Elektronisches Gerät, Gerät enthält.&#10;&#10;KI-generierte Inhalte können fehlerhaft sein."/>
+            <wp:docPr id="301401528" name="Grafik 301401528" descr="Ein Bild, das Gamecontroller, Joystick, Elektronisches Gerät, Gerät enthält.  KI-generierte Inhalte können fehlerhaft sein."/>
             <wp:cNvGraphicFramePr>
               <a:graphicFrameLocks xmlns:a="http://schemas.openxmlformats.org/drawingml/2006/main" noChangeAspect="1"/>
             </wp:cNvGraphicFramePr>
@@ -7192,7 +6743,7 @@
               <a:graphicData uri="http://schemas.openxmlformats.org/drawingml/2006/picture">
                 <pic:pic xmlns:pic="http://schemas.openxmlformats.org/drawingml/2006/picture">
                   <pic:nvPicPr>
-                    <pic:cNvPr id="301401528" name="Grafik 301401528" descr="Ein Bild, das Gamecontroller, Joystick, Elektronisches Gerät, Gerät enthält.&#10;&#10;KI-generierte Inhalte können fehlerhaft sein."/>
+                    <pic:cNvPr id="301401528" name="Grafik 301401528" descr="Ein Bild, das Gamecontroller, Joystick, Elektronisches Gerät, Gerät enthält.  KI-generierte Inhalte können fehlerhaft sein."/>
                     <pic:cNvPicPr>
                       <a:picLocks noChangeAspect="1" noChangeArrowheads="1"/>
                     </pic:cNvPicPr>
@@ -7233,7 +6784,7 @@
           <wp:inline distT="0" distB="0" distL="0" distR="0" wp14:anchorId="244AA0FB" wp14:editId="466C5E82">
             <wp:extent cx="2476500" cy="1857375"/>
             <wp:effectExtent l="0" t="0" r="0" b="0"/>
-            <wp:docPr id="1075318647" name="Grafik 1075318647" descr="Ein Bild, das Text, Screenshot, Multimedia, Medien enthält.&#10;&#10;KI-generierte Inhalte können fehlerhaft sein."/>
+            <wp:docPr id="1075318647" name="Grafik 1075318647" descr="Ein Bild, das Text, Screenshot, Multimedia, Medien enthält.  KI-generierte Inhalte können fehlerhaft sein."/>
             <wp:cNvGraphicFramePr>
               <a:graphicFrameLocks xmlns:a="http://schemas.openxmlformats.org/drawingml/2006/main" noChangeAspect="1"/>
             </wp:cNvGraphicFramePr>
@@ -7241,7 +6792,7 @@
               <a:graphicData uri="http://schemas.openxmlformats.org/drawingml/2006/picture">
                 <pic:pic xmlns:pic="http://schemas.openxmlformats.org/drawingml/2006/picture">
                   <pic:nvPicPr>
-                    <pic:cNvPr id="1075318647" name="Grafik 1075318647" descr="Ein Bild, das Text, Screenshot, Multimedia, Medien enthält.&#10;&#10;KI-generierte Inhalte können fehlerhaft sein."/>
+                    <pic:cNvPr id="1075318647" name="Grafik 1075318647" descr="Ein Bild, das Text, Screenshot, Multimedia, Medien enthält.  KI-generierte Inhalte können fehlerhaft sein."/>
                     <pic:cNvPicPr>
                       <a:picLocks noChangeAspect="1" noChangeArrowheads="1"/>
                     </pic:cNvPicPr>
@@ -7307,7 +6858,7 @@
           <wp:inline distT="0" distB="0" distL="0" distR="0" wp14:anchorId="6F82A155" wp14:editId="46728362">
             <wp:extent cx="2476500" cy="2476500"/>
             <wp:effectExtent l="0" t="0" r="0" b="0"/>
-            <wp:docPr id="230432739" name="Grafik 230432739" descr="Ein Bild, das Schwarz, Dunkelheit enthält.&#10;&#10;KI-generierte Inhalte können fehlerhaft sein."/>
+            <wp:docPr id="230432739" name="Grafik 230432739" descr="Ein Bild, das Schwarz, Dunkelheit enthält.  KI-generierte Inhalte können fehlerhaft sein."/>
             <wp:cNvGraphicFramePr>
               <a:graphicFrameLocks xmlns:a="http://schemas.openxmlformats.org/drawingml/2006/main" noChangeAspect="1"/>
             </wp:cNvGraphicFramePr>
@@ -7315,7 +6866,7 @@
               <a:graphicData uri="http://schemas.openxmlformats.org/drawingml/2006/picture">
                 <pic:pic xmlns:pic="http://schemas.openxmlformats.org/drawingml/2006/picture">
                   <pic:nvPicPr>
-                    <pic:cNvPr id="230432739" name="Grafik 230432739" descr="Ein Bild, das Schwarz, Dunkelheit enthält.&#10;&#10;KI-generierte Inhalte können fehlerhaft sein."/>
+                    <pic:cNvPr id="230432739" name="Grafik 230432739" descr="Ein Bild, das Schwarz, Dunkelheit enthält.  KI-generierte Inhalte können fehlerhaft sein."/>
                     <pic:cNvPicPr>
                       <a:picLocks noChangeAspect="1" noChangeArrowheads="1"/>
                     </pic:cNvPicPr>
@@ -7809,7 +7360,7 @@
           <wp:inline distT="0" distB="0" distL="0" distR="0" wp14:anchorId="6301C815" wp14:editId="32271E7E">
             <wp:extent cx="4000500" cy="1666875"/>
             <wp:effectExtent l="0" t="0" r="0" b="0"/>
-            <wp:docPr id="1572401057" name="Grafik 1572401057" descr="Ein Bild, das Text, Screenshot, Schrift, Software enthält.&#10;&#10;KI-generierte Inhalte können fehlerhaft sein."/>
+            <wp:docPr id="1572401057" name="Grafik 1572401057" descr="Ein Bild, das Text, Screenshot, Schrift, Software enthält.  KI-generierte Inhalte können fehlerhaft sein."/>
             <wp:cNvGraphicFramePr>
               <a:graphicFrameLocks xmlns:a="http://schemas.openxmlformats.org/drawingml/2006/main" noChangeAspect="1"/>
             </wp:cNvGraphicFramePr>
@@ -7817,7 +7368,7 @@
               <a:graphicData uri="http://schemas.openxmlformats.org/drawingml/2006/picture">
                 <pic:pic xmlns:pic="http://schemas.openxmlformats.org/drawingml/2006/picture">
                   <pic:nvPicPr>
-                    <pic:cNvPr id="1572401057" name="Grafik 1572401057" descr="Ein Bild, das Text, Screenshot, Schrift, Software enthält.&#10;&#10;KI-generierte Inhalte können fehlerhaft sein."/>
+                    <pic:cNvPr id="1572401057" name="Grafik 1572401057" descr="Ein Bild, das Text, Screenshot, Schrift, Software enthält.  KI-generierte Inhalte können fehlerhaft sein."/>
                     <pic:cNvPicPr>
                       <a:picLocks noChangeAspect="1" noChangeArrowheads="1"/>
                     </pic:cNvPicPr>
@@ -8730,13 +8281,6 @@
           <w:szCs w:val="19"/>
         </w:rPr>
         <w:t>ssh -L 5901:localhost:5900 photobox@192.168.0.10</w:t>
-      </w:r>
-      <w:r>
-        <w:rPr>
-          <w:rFonts w:ascii="Consolas" w:eastAsia="Consolas" w:hAnsi="Consolas" w:cs="Consolas"/>
-          <w:sz w:val="19"/>
-          <w:szCs w:val="19"/>
-        </w:rPr>
         <w:br/>
         <w:t># danach VNC-Viewer gegen localhost:5901 verbinden</w:t>
       </w:r>
@@ -9212,606 +8756,137 @@
           <w:szCs w:val="19"/>
         </w:rPr>
         <w:t>~/photobooth/</w:t>
-      </w:r>
-      <w:r>
-        <w:rPr>
-          <w:rFonts w:ascii="Consolas" w:eastAsia="Consolas" w:hAnsi="Consolas" w:cs="Consolas"/>
-          <w:sz w:val="19"/>
-          <w:szCs w:val="19"/>
-        </w:rPr>
         <w:br/>
         <w:t>├── start_fotobox.sh          # Autostart-Skript mit Neustart-Schleife</w:t>
-      </w:r>
-      <w:r>
-        <w:rPr>
-          <w:rFonts w:ascii="Consolas" w:eastAsia="Consolas" w:hAnsi="Consolas" w:cs="Consolas"/>
-          <w:sz w:val="19"/>
-          <w:szCs w:val="19"/>
-        </w:rPr>
         <w:br/>
         <w:t>│</w:t>
-      </w:r>
-      <w:r>
-        <w:rPr>
-          <w:rFonts w:ascii="Consolas" w:eastAsia="Consolas" w:hAnsi="Consolas" w:cs="Consolas"/>
-          <w:sz w:val="19"/>
-          <w:szCs w:val="19"/>
-        </w:rPr>
-        <w:br/>
-        <w:t>├── app_with_hw.py            # Haupteinstiegspunkt, Event-Loop, Hardware-Wiring</w:t>
-      </w:r>
-      <w:r>
-        <w:rPr>
-          <w:rFonts w:ascii="Consolas" w:eastAsia="Consolas" w:hAnsi="Consolas" w:cs="Consolas"/>
-          <w:sz w:val="19"/>
-          <w:szCs w:val="19"/>
-        </w:rPr>
+        <w:br/>
+        <w:t>├── app.py                    # Haupteinstiegspunkt, Event-Loop, Hardware-Wiring</w:t>
         <w:br/>
         <w:t>├── config.py                 # Zentrale Konfiguration (AppConfig + Unter-Configs)</w:t>
-      </w:r>
-      <w:r>
-        <w:rPr>
-          <w:rFonts w:ascii="Consolas" w:eastAsia="Consolas" w:hAnsi="Consolas" w:cs="Consolas"/>
-          <w:sz w:val="19"/>
-          <w:szCs w:val="19"/>
-        </w:rPr>
         <w:br/>
         <w:t>├── models.py                 # AppModel, TimerState, SessionState, UiState</w:t>
-      </w:r>
-      <w:r>
-        <w:rPr>
-          <w:rFonts w:ascii="Consolas" w:eastAsia="Consolas" w:hAnsi="Consolas" w:cs="Consolas"/>
-          <w:sz w:val="19"/>
-          <w:szCs w:val="19"/>
-        </w:rPr>
         <w:br/>
         <w:t>├── events.py                 # EventType-Enum</w:t>
-      </w:r>
-      <w:r>
-        <w:rPr>
-          <w:rFonts w:ascii="Consolas" w:eastAsia="Consolas" w:hAnsi="Consolas" w:cs="Consolas"/>
-          <w:sz w:val="19"/>
-          <w:szCs w:val="19"/>
-        </w:rPr>
         <w:br/>
         <w:t>├── states.py                 # AppState-Enum (autoritativ)</w:t>
-      </w:r>
-      <w:r>
-        <w:rPr>
-          <w:rFonts w:ascii="Consolas" w:eastAsia="Consolas" w:hAnsi="Consolas" w:cs="Consolas"/>
-          <w:sz w:val="19"/>
-          <w:szCs w:val="19"/>
-        </w:rPr>
         <w:br/>
         <w:t>├── state_machine.py          # StateMachine, TransitionResult (hardwarefrei)</w:t>
-      </w:r>
-      <w:r>
-        <w:rPr>
-          <w:rFonts w:ascii="Consolas" w:eastAsia="Consolas" w:hAnsi="Consolas" w:cs="Consolas"/>
-          <w:sz w:val="19"/>
-          <w:szCs w:val="19"/>
-        </w:rPr>
         <w:br/>
         <w:t>├── layout.py                 # Layout-Rects fuer Buttons &amp; Elemente</w:t>
-      </w:r>
-      <w:r>
-        <w:rPr>
-          <w:rFonts w:ascii="Consolas" w:eastAsia="Consolas" w:hAnsi="Consolas" w:cs="Consolas"/>
-          <w:sz w:val="19"/>
-          <w:szCs w:val="19"/>
-        </w:rPr>
         <w:br/>
         <w:t>├── renderer.py                # Pygame-Rendering</w:t>
-      </w:r>
-      <w:r>
-        <w:rPr>
-          <w:rFonts w:ascii="Consolas" w:eastAsia="Consolas" w:hAnsi="Consolas" w:cs="Consolas"/>
-          <w:sz w:val="19"/>
-          <w:szCs w:val="19"/>
-        </w:rPr>
         <w:br/>
         <w:t>│</w:t>
-      </w:r>
-      <w:r>
-        <w:rPr>
-          <w:rFonts w:ascii="Consolas" w:eastAsia="Consolas" w:hAnsi="Consolas" w:cs="Consolas"/>
-          <w:sz w:val="19"/>
-          <w:szCs w:val="19"/>
-        </w:rPr>
         <w:br/>
         <w:t>├── led_service.py            # LedEffect-Enum</w:t>
-      </w:r>
-      <w:r>
-        <w:rPr>
-          <w:rFonts w:ascii="Consolas" w:eastAsia="Consolas" w:hAnsi="Consolas" w:cs="Consolas"/>
-          <w:sz w:val="19"/>
-          <w:szCs w:val="19"/>
-        </w:rPr>
         <w:br/>
         <w:t>├── hw_led_provider.py        # WS2812 LED-Ring Ansteuerung (SPI0/GPIO10)</w:t>
-      </w:r>
-      <w:r>
-        <w:rPr>
-          <w:rFonts w:ascii="Consolas" w:eastAsia="Consolas" w:hAnsi="Consolas" w:cs="Consolas"/>
-          <w:sz w:val="19"/>
-          <w:szCs w:val="19"/>
-        </w:rPr>
         <w:br/>
         <w:t>├── led_shutdown.py           # LED-Animation fuer den Abschieds-Screen</w:t>
-      </w:r>
-      <w:r>
-        <w:rPr>
-          <w:rFonts w:ascii="Consolas" w:eastAsia="Consolas" w:hAnsi="Consolas" w:cs="Consolas"/>
-          <w:sz w:val="19"/>
-          <w:szCs w:val="19"/>
-        </w:rPr>
         <w:br/>
         <w:t>├── hw_button_provider.py     # Trigger-Button (GPIO15/16) + Shutter (GPIO17)</w:t>
-      </w:r>
-      <w:r>
-        <w:rPr>
-          <w:rFonts w:ascii="Consolas" w:eastAsia="Consolas" w:hAnsi="Consolas" w:cs="Consolas"/>
-          <w:sz w:val="19"/>
-          <w:szCs w:val="19"/>
-        </w:rPr>
         <w:br/>
         <w:t>├── hw_capture_provider.py    # Nikon D3300 Capture via gphoto2 (Hintergrund-Thread, Sprint 11)</w:t>
-      </w:r>
-      <w:r>
-        <w:rPr>
-          <w:rFonts w:ascii="Consolas" w:eastAsia="Consolas" w:hAnsi="Consolas" w:cs="Consolas"/>
-          <w:sz w:val="19"/>
-          <w:szCs w:val="19"/>
-        </w:rPr>
         <w:br/>
         <w:t>├── hw_gphoto2_preview_provider.py  # Live-Vorschau via gphoto2 capture_preview()</w:t>
-      </w:r>
-      <w:r>
-        <w:rPr>
-          <w:rFonts w:ascii="Consolas" w:eastAsia="Consolas" w:hAnsi="Consolas" w:cs="Consolas"/>
-          <w:sz w:val="19"/>
-          <w:szCs w:val="19"/>
-        </w:rPr>
-        <w:br/>
-        <w:t>├── hw_camera_settings_provider.py  # NEU (Sprint 11): ISO/Blende via USB lesen/setzen</w:t>
-      </w:r>
-      <w:r>
-        <w:rPr>
-          <w:rFonts w:ascii="Consolas" w:eastAsia="Consolas" w:hAnsi="Consolas" w:cs="Consolas"/>
-          <w:sz w:val="19"/>
-          <w:szCs w:val="19"/>
-        </w:rPr>
+        <w:br/>
+        <w:t>├── hw_camera_settings_provider.py  # Kamera-Menü 2.0: ISO/Blende/Weissabgleich/... via USB lesen/setzen</w:t>
         <w:br/>
         <w:t>├── hw_grabber_provider.py    # (nicht mehr verwendet - HDMI-Grabber verworfen)</w:t>
-      </w:r>
-      <w:r>
-        <w:rPr>
-          <w:rFonts w:ascii="Consolas" w:eastAsia="Consolas" w:hAnsi="Consolas" w:cs="Consolas"/>
-          <w:sz w:val="19"/>
-          <w:szCs w:val="19"/>
-        </w:rPr>
         <w:br/>
         <w:t>│</w:t>
-      </w:r>
-      <w:r>
-        <w:rPr>
-          <w:rFonts w:ascii="Consolas" w:eastAsia="Consolas" w:hAnsi="Consolas" w:cs="Consolas"/>
-          <w:sz w:val="19"/>
-          <w:szCs w:val="19"/>
-        </w:rPr>
         <w:br/>
         <w:t>├── fake_capture_service.py   # Fixture-basierte Provider fuer Entwicklung ohne Hardware</w:t>
-      </w:r>
-      <w:r>
-        <w:rPr>
-          <w:rFonts w:ascii="Consolas" w:eastAsia="Consolas" w:hAnsi="Consolas" w:cs="Consolas"/>
-          <w:sz w:val="19"/>
-          <w:szCs w:val="19"/>
-        </w:rPr>
         <w:br/>
         <w:t>├── fake_preview_service.py</w:t>
-      </w:r>
-      <w:r>
-        <w:rPr>
-          <w:rFonts w:ascii="Consolas" w:eastAsia="Consolas" w:hAnsi="Consolas" w:cs="Consolas"/>
-          <w:sz w:val="19"/>
-          <w:szCs w:val="19"/>
-        </w:rPr>
         <w:br/>
         <w:t>│</w:t>
-      </w:r>
-      <w:r>
-        <w:rPr>
-          <w:rFonts w:ascii="Consolas" w:eastAsia="Consolas" w:hAnsi="Consolas" w:cs="Consolas"/>
-          <w:sz w:val="19"/>
-          <w:szCs w:val="19"/>
-        </w:rPr>
         <w:br/>
         <w:t>├── gallery_service.py        # Foto-Listing, Thumbnail-/Vollbild-Cache, Loeschen</w:t>
-      </w:r>
-      <w:r>
-        <w:rPr>
-          <w:rFonts w:ascii="Consolas" w:eastAsia="Consolas" w:hAnsi="Consolas" w:cs="Consolas"/>
-          <w:sz w:val="19"/>
-          <w:szCs w:val="19"/>
-        </w:rPr>
         <w:br/>
         <w:t>├── storage_service.py        # Export ins Web-Verzeichnis, Datei-Operationen</w:t>
-      </w:r>
-      <w:r>
-        <w:rPr>
-          <w:rFonts w:ascii="Consolas" w:eastAsia="Consolas" w:hAnsi="Consolas" w:cs="Consolas"/>
-          <w:sz w:val="19"/>
-          <w:szCs w:val="19"/>
-        </w:rPr>
         <w:br/>
         <w:t>├── storage_alarm.py          # Speicherplatz-Alarm (Alarmstufen)</w:t>
-      </w:r>
-      <w:r>
-        <w:rPr>
-          <w:rFonts w:ascii="Consolas" w:eastAsia="Consolas" w:hAnsi="Consolas" w:cs="Consolas"/>
-          <w:sz w:val="19"/>
-          <w:szCs w:val="19"/>
-        </w:rPr>
         <w:br/>
         <w:t>├── capture_timing.py         # NEU (Sprint 11): EMA-Schaetzung der Bilduebertragungsdauer</w:t>
-      </w:r>
-      <w:r>
-        <w:rPr>
-          <w:rFonts w:ascii="Consolas" w:eastAsia="Consolas" w:hAnsi="Consolas" w:cs="Consolas"/>
-          <w:sz w:val="19"/>
-          <w:szCs w:val="19"/>
-        </w:rPr>
         <w:br/>
         <w:t>├── qr_service.py             # QR-Code-Erzeugung</w:t>
-      </w:r>
-      <w:r>
-        <w:rPr>
-          <w:rFonts w:ascii="Consolas" w:eastAsia="Consolas" w:hAnsi="Consolas" w:cs="Consolas"/>
-          <w:sz w:val="19"/>
-          <w:szCs w:val="19"/>
-        </w:rPr>
         <w:br/>
         <w:t>├── button_service.py         # Hilfslogik fuer Taster-Events</w:t>
-      </w:r>
-      <w:r>
-        <w:rPr>
-          <w:rFonts w:ascii="Consolas" w:eastAsia="Consolas" w:hAnsi="Consolas" w:cs="Consolas"/>
-          <w:sz w:val="19"/>
-          <w:szCs w:val="19"/>
-        </w:rPr>
         <w:br/>
         <w:t>├── shutdown_service.py       # Geheim-Geste-Erkennung + PIN-Sperre</w:t>
-      </w:r>
-      <w:r>
-        <w:rPr>
-          <w:rFonts w:ascii="Consolas" w:eastAsia="Consolas" w:hAnsi="Consolas" w:cs="Consolas"/>
-          <w:sz w:val="19"/>
-          <w:szCs w:val="19"/>
-        </w:rPr>
         <w:br/>
         <w:t>│</w:t>
-      </w:r>
-      <w:r>
-        <w:rPr>
-          <w:rFonts w:ascii="Consolas" w:eastAsia="Consolas" w:hAnsi="Consolas" w:cs="Consolas"/>
-          <w:sz w:val="19"/>
-          <w:szCs w:val="19"/>
-        </w:rPr>
         <w:br/>
         <w:t>├── admin_menu.py             # Service-Menue: Button-Raster, zentrale Definition</w:t>
-      </w:r>
-      <w:r>
-        <w:rPr>
-          <w:rFonts w:ascii="Consolas" w:eastAsia="Consolas" w:hAnsi="Consolas" w:cs="Consolas"/>
-          <w:sz w:val="19"/>
-          <w:szCs w:val="19"/>
-        </w:rPr>
         <w:br/>
         <w:t>├── admin_diagnostics.py      # Diagnosefunktionen fuer 'Status / Diagnose'</w:t>
-      </w:r>
-      <w:r>
-        <w:rPr>
-          <w:rFonts w:ascii="Consolas" w:eastAsia="Consolas" w:hAnsi="Consolas" w:cs="Consolas"/>
-          <w:sz w:val="19"/>
-          <w:szCs w:val="19"/>
-        </w:rPr>
         <w:br/>
         <w:t>├── admin_usb_export.py       # USB-Export-Logik (SHA256, Konflikterkennung)</w:t>
-      </w:r>
-      <w:r>
-        <w:rPr>
-          <w:rFonts w:ascii="Consolas" w:eastAsia="Consolas" w:hAnsi="Consolas" w:cs="Consolas"/>
-          <w:sz w:val="19"/>
-          <w:szCs w:val="19"/>
-        </w:rPr>
         <w:br/>
         <w:t>├── admin_usb_service.py      # USB-Stick-Erkennung/Mount</w:t>
-      </w:r>
-      <w:r>
-        <w:rPr>
-          <w:rFonts w:ascii="Consolas" w:eastAsia="Consolas" w:hAnsi="Consolas" w:cs="Consolas"/>
-          <w:sz w:val="19"/>
-          <w:szCs w:val="19"/>
-        </w:rPr>
         <w:br/>
         <w:t>├── admin_delete_service.py   # 'Alle Bilder loeschen' mit Protokoll</w:t>
-      </w:r>
-      <w:r>
-        <w:rPr>
-          <w:rFonts w:ascii="Consolas" w:eastAsia="Consolas" w:hAnsi="Consolas" w:cs="Consolas"/>
-          <w:sz w:val="19"/>
-          <w:szCs w:val="19"/>
-        </w:rPr>
         <w:br/>
         <w:t>│</w:t>
-      </w:r>
-      <w:r>
-        <w:rPr>
-          <w:rFonts w:ascii="Consolas" w:eastAsia="Consolas" w:hAnsi="Consolas" w:cs="Consolas"/>
-          <w:sz w:val="19"/>
-          <w:szCs w:val="19"/>
-        </w:rPr>
         <w:br/>
         <w:t>├── check_updates.py          # Update-Benachrichtigung (apt/EEPROM/Router-Firmware)</w:t>
-      </w:r>
-      <w:r>
-        <w:rPr>
-          <w:rFonts w:ascii="Consolas" w:eastAsia="Consolas" w:hAnsi="Consolas" w:cs="Consolas"/>
-          <w:sz w:val="19"/>
-          <w:szCs w:val="19"/>
-        </w:rPr>
         <w:br/>
         <w:t>│</w:t>
-      </w:r>
-      <w:r>
-        <w:rPr>
-          <w:rFonts w:ascii="Consolas" w:eastAsia="Consolas" w:hAnsi="Consolas" w:cs="Consolas"/>
-          <w:sz w:val="19"/>
-          <w:szCs w:val="19"/>
-        </w:rPr>
         <w:br/>
         <w:t>├── local_secrets.py          # NICHT versioniert - PIN, Geste, SMTP-Zugangsdaten</w:t>
-      </w:r>
-      <w:r>
-        <w:rPr>
-          <w:rFonts w:ascii="Consolas" w:eastAsia="Consolas" w:hAnsi="Consolas" w:cs="Consolas"/>
-          <w:sz w:val="19"/>
-          <w:szCs w:val="19"/>
-        </w:rPr>
         <w:br/>
         <w:t>├── local_secrets_example.py  # Versionierte Vorlage fuer lokal_secrets.py</w:t>
-      </w:r>
-      <w:r>
-        <w:rPr>
-          <w:rFonts w:ascii="Consolas" w:eastAsia="Consolas" w:hAnsi="Consolas" w:cs="Consolas"/>
-          <w:sz w:val="19"/>
-          <w:szCs w:val="19"/>
-        </w:rPr>
         <w:br/>
         <w:t>├── event_config.json         # NICHT versioniert - Titel, Praefix, Gaeste-WLAN-PW</w:t>
-      </w:r>
-      <w:r>
-        <w:rPr>
-          <w:rFonts w:ascii="Consolas" w:eastAsia="Consolas" w:hAnsi="Consolas" w:cs="Consolas"/>
-          <w:sz w:val="19"/>
-          <w:szCs w:val="19"/>
-        </w:rPr>
         <w:br/>
         <w:t>├── event_config_example.json # Versionierte Vorlage fuer event_config.json</w:t>
-      </w:r>
-      <w:r>
-        <w:rPr>
-          <w:rFonts w:ascii="Consolas" w:eastAsia="Consolas" w:hAnsi="Consolas" w:cs="Consolas"/>
-          <w:sz w:val="19"/>
-          <w:szCs w:val="19"/>
-        </w:rPr>
         <w:br/>
         <w:t>│</w:t>
-      </w:r>
-      <w:r>
-        <w:rPr>
-          <w:rFonts w:ascii="Consolas" w:eastAsia="Consolas" w:hAnsi="Consolas" w:cs="Consolas"/>
-          <w:sz w:val="19"/>
-          <w:szCs w:val="19"/>
-        </w:rPr>
         <w:br/>
         <w:t>├── assets/</w:t>
-      </w:r>
-      <w:r>
-        <w:rPr>
-          <w:rFonts w:ascii="Consolas" w:eastAsia="Consolas" w:hAnsi="Consolas" w:cs="Consolas"/>
-          <w:sz w:val="19"/>
-          <w:szCs w:val="19"/>
-        </w:rPr>
         <w:br/>
         <w:t>│   ├── hauptmenu_wallpaper.png</w:t>
-      </w:r>
-      <w:r>
-        <w:rPr>
-          <w:rFonts w:ascii="Consolas" w:eastAsia="Consolas" w:hAnsi="Consolas" w:cs="Consolas"/>
-          <w:sz w:val="19"/>
-          <w:szCs w:val="19"/>
-        </w:rPr>
         <w:br/>
         <w:t>│   └── bitte_laecheln.png</w:t>
-      </w:r>
-      <w:r>
-        <w:rPr>
-          <w:rFonts w:ascii="Consolas" w:eastAsia="Consolas" w:hAnsi="Consolas" w:cs="Consolas"/>
-          <w:sz w:val="19"/>
-          <w:szCs w:val="19"/>
-        </w:rPr>
         <w:br/>
         <w:t>│</w:t>
-      </w:r>
-      <w:r>
-        <w:rPr>
-          <w:rFonts w:ascii="Consolas" w:eastAsia="Consolas" w:hAnsi="Consolas" w:cs="Consolas"/>
-          <w:sz w:val="19"/>
-          <w:szCs w:val="19"/>
-        </w:rPr>
         <w:br/>
         <w:t>├── data/                     # Laufzeitdaten (nicht versioniert)</w:t>
-      </w:r>
-      <w:r>
-        <w:rPr>
-          <w:rFonts w:ascii="Consolas" w:eastAsia="Consolas" w:hAnsi="Consolas" w:cs="Consolas"/>
-          <w:sz w:val="19"/>
-          <w:szCs w:val="19"/>
-        </w:rPr>
         <w:br/>
         <w:t>│   ├── logs/</w:t>
-      </w:r>
-      <w:r>
-        <w:rPr>
-          <w:rFonts w:ascii="Consolas" w:eastAsia="Consolas" w:hAnsi="Consolas" w:cs="Consolas"/>
-          <w:sz w:val="19"/>
-          <w:szCs w:val="19"/>
-        </w:rPr>
         <w:br/>
         <w:t>│   │   ├── fotobox.log       # Laufzeit-Log (Autostart-Schleife)</w:t>
-      </w:r>
-      <w:r>
-        <w:rPr>
-          <w:rFonts w:ascii="Consolas" w:eastAsia="Consolas" w:hAnsi="Consolas" w:cs="Consolas"/>
-          <w:sz w:val="19"/>
-          <w:szCs w:val="19"/>
-        </w:rPr>
         <w:br/>
         <w:t>│   │   └── usb_export.log    # Protokoll aller USB-Export-Aktionen</w:t>
-      </w:r>
-      <w:r>
-        <w:rPr>
-          <w:rFonts w:ascii="Consolas" w:eastAsia="Consolas" w:hAnsi="Consolas" w:cs="Consolas"/>
-          <w:sz w:val="19"/>
-          <w:szCs w:val="19"/>
-        </w:rPr>
         <w:br/>
         <w:t>│   ├── web/                  # von nginx ausgelieferte Fotos (.../fotos/)</w:t>
-      </w:r>
-      <w:r>
-        <w:rPr>
-          <w:rFonts w:ascii="Consolas" w:eastAsia="Consolas" w:hAnsi="Consolas" w:cs="Consolas"/>
-          <w:sz w:val="19"/>
-          <w:szCs w:val="19"/>
-        </w:rPr>
         <w:br/>
         <w:t>│   │   └── testbild.png      # geschuetzt, siehe Kapitel 'Geschuetzte Dateien'</w:t>
-      </w:r>
-      <w:r>
-        <w:rPr>
-          <w:rFonts w:ascii="Consolas" w:eastAsia="Consolas" w:hAnsi="Consolas" w:cs="Consolas"/>
-          <w:sz w:val="19"/>
-          <w:szCs w:val="19"/>
-        </w:rPr>
         <w:br/>
         <w:t>│   ├── cache/</w:t>
-      </w:r>
-      <w:r>
-        <w:rPr>
-          <w:rFonts w:ascii="Consolas" w:eastAsia="Consolas" w:hAnsi="Consolas" w:cs="Consolas"/>
-          <w:sz w:val="19"/>
-          <w:szCs w:val="19"/>
-        </w:rPr>
         <w:br/>
         <w:t>│   ├── photos/                # Original-Fotos</w:t>
-      </w:r>
-      <w:r>
-        <w:rPr>
-          <w:rFonts w:ascii="Consolas" w:eastAsia="Consolas" w:hAnsi="Consolas" w:cs="Consolas"/>
-          <w:sz w:val="19"/>
-          <w:szCs w:val="19"/>
-        </w:rPr>
         <w:br/>
         <w:t>│   │   ├── example_01.jpg    # geschuetzt (Fly-In-Fallback)</w:t>
-      </w:r>
-      <w:r>
-        <w:rPr>
-          <w:rFonts w:ascii="Consolas" w:eastAsia="Consolas" w:hAnsi="Consolas" w:cs="Consolas"/>
-          <w:sz w:val="19"/>
-          <w:szCs w:val="19"/>
-        </w:rPr>
         <w:br/>
         <w:t>│   │   ├── example_02.jpg    # geschuetzt</w:t>
-      </w:r>
-      <w:r>
-        <w:rPr>
-          <w:rFonts w:ascii="Consolas" w:eastAsia="Consolas" w:hAnsi="Consolas" w:cs="Consolas"/>
-          <w:sz w:val="19"/>
-          <w:szCs w:val="19"/>
-        </w:rPr>
         <w:br/>
         <w:t>│   │   ├── example_03.jpg    # geschuetzt</w:t>
-      </w:r>
-      <w:r>
-        <w:rPr>
-          <w:rFonts w:ascii="Consolas" w:eastAsia="Consolas" w:hAnsi="Consolas" w:cs="Consolas"/>
-          <w:sz w:val="19"/>
-          <w:szCs w:val="19"/>
-        </w:rPr>
         <w:br/>
         <w:t>│   │   └── ...</w:t>
-      </w:r>
-      <w:r>
-        <w:rPr>
-          <w:rFonts w:ascii="Consolas" w:eastAsia="Consolas" w:hAnsi="Consolas" w:cs="Consolas"/>
-          <w:sz w:val="19"/>
-          <w:szCs w:val="19"/>
-        </w:rPr>
         <w:br/>
         <w:t>│   ├── shutdown_lockout.json  # PIN-Sperrzaehler (persistent)</w:t>
-      </w:r>
-      <w:r>
-        <w:rPr>
-          <w:rFonts w:ascii="Consolas" w:eastAsia="Consolas" w:hAnsi="Consolas" w:cs="Consolas"/>
-          <w:sz w:val="19"/>
-          <w:szCs w:val="19"/>
-        </w:rPr>
         <w:br/>
         <w:t>│   └── capture_timing.json  # NEU (Sprint 11): EMA-Schaetzung Uebertragungsdauer</w:t>
-      </w:r>
-      <w:r>
-        <w:rPr>
-          <w:rFonts w:ascii="Consolas" w:eastAsia="Consolas" w:hAnsi="Consolas" w:cs="Consolas"/>
-          <w:sz w:val="19"/>
-          <w:szCs w:val="19"/>
-        </w:rPr>
-        <w:br/>
-      </w:r>
-      <w:r>
-        <w:rPr>
-          <w:rFonts w:ascii="Consolas" w:eastAsia="Consolas" w:hAnsi="Consolas" w:cs="Consolas"/>
-          <w:sz w:val="19"/>
-          <w:szCs w:val="19"/>
-        </w:rPr>
+        <w:br/>
         <w:lastRenderedPageBreak/>
         <w:t>│</w:t>
-      </w:r>
-      <w:r>
-        <w:rPr>
-          <w:rFonts w:ascii="Consolas" w:eastAsia="Consolas" w:hAnsi="Consolas" w:cs="Consolas"/>
-          <w:sz w:val="19"/>
-          <w:szCs w:val="19"/>
-        </w:rPr>
         <w:br/>
         <w:t>├── Nutzungsbedingungen_zur_Fotobox.docx</w:t>
-      </w:r>
-      <w:r>
-        <w:rPr>
-          <w:rFonts w:ascii="Consolas" w:eastAsia="Consolas" w:hAnsi="Consolas" w:cs="Consolas"/>
-          <w:sz w:val="19"/>
-          <w:szCs w:val="19"/>
-        </w:rPr>
         <w:br/>
         <w:t>├── README.md</w:t>
-      </w:r>
-      <w:r>
-        <w:rPr>
-          <w:rFonts w:ascii="Consolas" w:eastAsia="Consolas" w:hAnsi="Consolas" w:cs="Consolas"/>
-          <w:sz w:val="19"/>
-          <w:szCs w:val="19"/>
-        </w:rPr>
         <w:br/>
         <w:t>└── Fotobox_Dokumentation.docx  # dieses Dokument</w:t>
       </w:r>

--- a/docs/fotobox_dokumentation.docx
+++ b/docs/fotobox_dokumentation.docx
@@ -1545,7 +1545,7 @@
                 <w:sz w:val="19"/>
                 <w:szCs w:val="19"/>
               </w:rPr>
-              <w:t>Kamera-Menü 2.0: zweiseitiges Menü („Belichtung“: ISO, Blende, Belichtungskorrektur, Belichtungsmessfeld; „Sonstiges“: Weißabgleich, Bildqualität, Bildgröße, Aufnahmebetrieb) direkt über die bestehende USB-Verbindung anpassen (hw_camera_settings_provider.py), ohne die Kamera aus dem Gehäuse zu nehmen, Kabel zu lösen und danach neu auszurichten. Live-Vorschau läuft während der gesamten Menüzeit mit; „Speichern“ übernimmt die Werte, „Abbrechen“ stellt den beim Öffnen aktiven Stand wieder her. Gültige Werte werden live von der Kamera gelesen (abhängig vom montierten Objektiv), die Kamera sollte im Modus A (Zeitautomatik) oder M stehen.</w:t>
+              <w:t>Kamera-Menü 2.0: zweiseitiges Menü („Belichtung“: ISO, Blende, Belichtungskorrektur, Belichtungsmessfeld; „Sonstiges“: Weißabgleich, Bildqualität, Bildgröße, Aufnahmebetrieb) direkt über die bestehende USB-Verbindung anpassen (hw_camera_settings_provider.py), ohne die Kamera aus dem Gehäuse zu nehmen, Kabel zu lösen und danach neu auszurichten. Live-Vorschau läuft während der gesamten Menüzeit mit; „Speichern“ übernimmt die Werte, „Abbrechen“ stellt den beim Öffnen aktiven Stand wieder her. Gültige Werte werden live von der Kamera gelesen (abhängig vom montierten Objektiv), die Kamera sollte im Modus A (Zeitautomatik) oder M stehen. Ein Doppeltap auf das Live-Vorschau-Panel öffnet zusätzlich den Vollbild-Zoom zum Scharfstellen (siehe Kapitel „Nikon D3300“, Abschnitt „Vollbild-Zoom zum Scharfstellen (Sprint 12)“).</w:t>
             </w:r>
           </w:p>
         </w:tc>
@@ -6834,6 +6834,38 @@
           <w:szCs w:val="18"/>
         </w:rPr>
         <w:t>Info-Button (links) und LiveView-Menüdarstellung (rechts)</w:t>
+      </w:r>
+    </w:p>
+    <w:p>
+      <w:pPr>
+        <w:pStyle w:val="berschrift2"/>
+      </w:pPr>
+      <w:r>
+        <w:t>Vollbild-Zoom zum Scharfstellen (Sprint 12)</w:t>
+      </w:r>
+    </w:p>
+    <w:p>
+      <w:pPr>
+        <w:spacing w:after="160"/>
+      </w:pPr>
+      <w:r>
+        <w:t>Ein Doppeltap auf das kleine Live-Vorschau-Panel auf der Seite „Kamera-Einstellungen“ öffnet eine Vollbild-Darstellung des Live-Bilds. Unten rechts liegen die Tasten „+“ und „–“ zum Hinein- bzw. Herauszoomen (Stufen 100/150/200/300/400 %, kein Umlaufen an den Enden), unten links die Taste „Beenden“, die exakt zur zuvor geöffneten Seite (Belichtung/Sonstiges) zurückspringt und den Zoom dabei automatisch auf 100 % zurücksetzt. Zweck: erleichtert das manuelle Scharfstellen, da das kleine Live-Vorschau-Panel dafür oft zu klein ist.</w:t>
+      </w:r>
+    </w:p>
+    <w:p>
+      <w:pPr>
+        <w:spacing w:after="160"/>
+      </w:pPr>
+      <w:r>
+        <w:t>Technischer Hintergrund: Zunächst wurde versucht, die eingebaute Zoom-Lupe der Nikon Live-View-Funktion selbst zu nutzen (PTP-Eigenschaft „Live View Image Zoom Ratio“, 0xD1A3, bei der D3300 unter dem gphoto2-Konfigurationsnamen „d1a3“ erreichbar). Ein Live-Test am Pi zeigte jedoch: Das Setzen dieser Eigenschaft dauert an der D3300 ca. 10 Sekunden und blockiert währenddessen die komplette Bedienung der Fotobox, und selbst danach ändert sich der per USB abgegriffene Live-View-Bildstrom nicht sichtbar – die Zoom-Lupe wirkt offenbar nur auf die kamera-eigene Anzeige. Dieser Hardware-Weg wurde deshalb wieder verworfen (in hw_camera_settings_provider.py bewusst deaktiviert). Der Vollbild-Zoom läuft seither ausschließlich als reiner Software-Zoom: Ein zentrierter Ausschnitt des bereits übertragenen Live-Vorschau-Frames wird vergrößert dargestellt, ohne weitere Kamera-Anfrage.</w:t>
+      </w:r>
+    </w:p>
+    <w:p>
+      <w:pPr>
+        <w:spacing w:after="160"/>
+      </w:pPr>
+      <w:r>
+        <w:t>Einschränkung: Die Bildschärfe des Software-Zooms ist durch die Auflösung der Live-Vorschau begrenzt (ca. 640×424 px). Bei starkem Zoom (400 %) wird ein nur ca. 160×106 px kleiner Ausschnitt auf Vollbild hochskaliert, was unabhängig vom verwendeten Skalierungsverfahren unscharf bleibt. Das Feature hilft beim groben Ausrichten und Erkennen von Fehlfokus, ersetzt aber keine pixelgenaue Schärfe-Kontrolle.</w:t>
       </w:r>
     </w:p>
     <w:p>
